--- a/validation/docs/VAL-LIMS-VP-001-VP.docx
+++ b/validation/docs/VAL-LIMS-VP-001-VP.docx
@@ -755,7 +755,7 @@
           <w:sz w:val="21"/>
           <w:szCs w:val="21"/>
         </w:rPr>
-        <w:t xml:space="preserve">In scope: authentication, sample workflow, electronic signatures, audit trail, desktop packaging and secret handling (URS-001 to URS-050), and the release R2 modules (URS-060 to URS-119): master data, methods and calculations, result entry, raw data, instrument capture, the machine API, events, certificates, OOS, quality records, documents and training, custody, reagents, stability, environmental monitoring, worklists, turnaround, audit hardening and the validated-scope register.</w:t>
+        <w:t xml:space="preserve">In scope: authentication, sample workflow, electronic signatures, audit trail, desktop packaging and secret handling (URS-001 to URS-050), the release R2 modules (URS-060 to URS-119): master data, methods and calculations, result entry, raw data, instrument capture, the machine API, events, certificates, OOS, quality records, documents and training, custody, reagents, stability, environmental monitoring, worklists, turnaround, audit hardening and the validated-scope register.</w:t>
       </w:r>
     </w:p>
     <w:p>
@@ -772,7 +772,7 @@
           <w:sz w:val="21"/>
           <w:szCs w:val="21"/>
         </w:rPr>
-        <w:t xml:space="preserve">Without OQ in this release (see DEV-04): ELN, the AI assistant, voice input and the camera barcode scanner. QA declares the validated scope of each catalogued module in the application (URS-116).</w:t>
+        <w:t xml:space="preserve">Release R3 (URS-120 to URS-145): SPC and trending, directory (LDAP/AD) sign-on, periodic review, retention and archive, global search, the Arabic and English interface, installer and release integrity, and the built-in database.</w:t>
       </w:r>
     </w:p>
     <w:p>
@@ -789,7 +789,24 @@
           <w:sz w:val="21"/>
           <w:szCs w:val="21"/>
         </w:rPr>
-        <w:t xml:space="preserve">Out of scope: Windows, network and PostgreSQL server qualification (site IT programme).</w:t>
+        <w:t xml:space="preserve">Without OQ in this release (see DEV-04): ELN, the AI assistant, voice input and the camera barcode scanner. QA declares the validated scope of each catalogued module in the application (URS-116).</w:t>
+      </w:r>
+    </w:p>
+    <w:p>
+      <w:pPr>
+        <w:pStyle w:val="ListParagraph"/>
+        <w:numPr>
+          <w:ilvl w:val="0"/>
+          <w:numId w:val="2"/>
+        </w:numPr>
+        <w:spacing w:after="90"/>
+      </w:pPr>
+      <w:r>
+        <w:rPr>
+          <w:sz w:val="21"/>
+          <w:szCs w:val="21"/>
+        </w:rPr>
+        <w:t xml:space="preserve">Out of scope: network and PostgreSQL server qualification (site IT programme). The Windows installer is exercised only by the CI smoke test (DEV-2026-10-26-01); the target PC is qualified by IQ-W.</w:t>
       </w:r>
     </w:p>
     <w:p>
@@ -948,7 +965,7 @@
           <w:sz w:val="21"/>
           <w:szCs w:val="21"/>
         </w:rPr>
-        <w:t xml:space="preserve">V-model: URS to FRS, GRA sets rigor, IQ/OQ/PQ, RTM ties them together. Prior review and fixing work (GX series) is supporting history; formal evidence is the execution recorded in the OQ/PQ/IQ documents, generated from the evidence files in validation/evidence/ (tests/security-controls.sh, tests/backup-restore.sh, tests/desktop-smoke.cjs, the Vitest JUnit file and tests/e2e/run.cjs) executed on 2026-10-25. The RTM is generated from those files and node validation/build/check.cjs fails when a Critical or High requirement has no passed test and no open deviation.</w:t>
+        <w:t xml:space="preserve">V-model: URS to FRS, GRA sets rigor, IQ/OQ/PQ, RTM ties them together. Prior review and fixing work (GX series) is supporting history; formal evidence is the execution recorded in the OQ/PQ/IQ documents, generated from the evidence files in validation/evidence/ (tests/security-controls.sh, tests/backup-restore.sh, tests/desktop-smoke.cjs, the Vitest JUnit file and tests/e2e/run.cjs) executed on 2026-10-26. The RTM is generated from those files and node validation/build/check.cjs fails when a Critical or High requirement has no passed test and no open deviation.</w:t>
       </w:r>
     </w:p>
     <w:p>
